--- a/bonus_labs/Reports/ИУ8-105_Шекунов_л7.docx
+++ b/bonus_labs/Reports/ИУ8-105_Шекунов_л7.docx
@@ -314,7 +314,25 @@
               <w:szCs w:val="28"/>
               <w:u w:val="single"/>
             </w:rPr>
-            <w:t>ФАКУЛЬТЕТ      «Информатика и системы управления» (ИУ)</w:t>
+            <w:t xml:space="preserve">ФАКУЛЬТЕТ   </w:t>
+          </w:r>
+          <w:proofErr w:type="gramStart"/>
+          <w:r>
+            <w:rPr>
+              <w:rFonts w:cs="Times New Roman"/>
+              <w:szCs w:val="28"/>
+              <w:u w:val="single"/>
+            </w:rPr>
+            <w:t xml:space="preserve">   «</w:t>
+          </w:r>
+          <w:proofErr w:type="gramEnd"/>
+          <w:r>
+            <w:rPr>
+              <w:rFonts w:cs="Times New Roman"/>
+              <w:szCs w:val="28"/>
+              <w:u w:val="single"/>
+            </w:rPr>
+            <w:t>Информатика и системы управления» (ИУ)</w:t>
           </w:r>
         </w:p>
         <w:p>
@@ -333,7 +351,16 @@
               <w:szCs w:val="28"/>
               <w:u w:val="single"/>
             </w:rPr>
-            <w:t xml:space="preserve">КАФЕДРА            </w:t>
+            <w:t xml:space="preserve">КАФЕДРА         </w:t>
+          </w:r>
+          <w:proofErr w:type="gramStart"/>
+          <w:r>
+            <w:rPr>
+              <w:rFonts w:cs="Times New Roman"/>
+              <w:szCs w:val="28"/>
+              <w:u w:val="single"/>
+            </w:rPr>
+            <w:t xml:space="preserve">   </w:t>
           </w:r>
           <w:r>
             <w:rPr>
@@ -342,7 +369,17 @@
               <w:szCs w:val="28"/>
               <w:u w:val="single"/>
             </w:rPr>
-            <w:t>«Информационная безопасность» (ИУ8)</w:t>
+            <w:t>«</w:t>
+          </w:r>
+          <w:proofErr w:type="gramEnd"/>
+          <w:r>
+            <w:rPr>
+              <w:rFonts w:cs="Times New Roman"/>
+              <w:iCs/>
+              <w:szCs w:val="28"/>
+              <w:u w:val="single"/>
+            </w:rPr>
+            <w:t>Информационная безопасность» (ИУ8)</w:t>
           </w:r>
         </w:p>
         <w:p>
@@ -448,7 +485,7 @@
               <w:sz w:val="32"/>
               <w:szCs w:val="32"/>
             </w:rPr>
-            <w:t>6</w:t>
+            <w:t>7</w:t>
           </w:r>
         </w:p>
         <w:p>
@@ -1254,7 +1291,23 @@
               <w:rFonts w:eastAsia="Times New Roman"/>
               <w:szCs w:val="28"/>
             </w:rPr>
-            <w:t xml:space="preserve">  Студент:                       ИУ8-</w:t>
+            <w:t xml:space="preserve">  </w:t>
+          </w:r>
+          <w:proofErr w:type="gramStart"/>
+          <w:r>
+            <w:rPr>
+              <w:rFonts w:eastAsia="Times New Roman"/>
+              <w:szCs w:val="28"/>
+            </w:rPr>
+            <w:t xml:space="preserve">Студент:   </w:t>
+          </w:r>
+          <w:proofErr w:type="gramEnd"/>
+          <w:r>
+            <w:rPr>
+              <w:rFonts w:eastAsia="Times New Roman"/>
+              <w:szCs w:val="28"/>
+            </w:rPr>
+            <w:t xml:space="preserve">                    ИУ8-</w:t>
           </w:r>
           <w:r>
             <w:rPr>
@@ -1349,14 +1402,7 @@
           <w:rFonts w:cs="Times New Roman"/>
           <w:szCs w:val="28"/>
         </w:rPr>
-        <w:t>И</w:t>
-      </w:r>
-      <w:r>
-        <w:rPr>
-          <w:rFonts w:cs="Times New Roman"/>
-          <w:szCs w:val="28"/>
-        </w:rPr>
-        <w:t>сследовать кооперативную игру на графе, построить производящую функцию для выбранных вершин и вычислить соответствующие компоненты вектора Майерсона</w:t>
+        <w:t>Исследовать кооперативную игру на графе, построить производящую функцию для выбранных вершин и вычислить соответствующие компоненты вектора Майерсона</w:t>
       </w:r>
       <w:r>
         <w:rPr>
@@ -1660,203 +1706,7 @@
               <w:rFonts w:ascii="Cambria Math" w:hAnsi="Cambria Math" w:cs="Times New Roman"/>
               <w:szCs w:val="28"/>
             </w:rPr>
-            <m:t>E=</m:t>
-          </m:r>
-          <m:r>
-            <w:rPr>
-              <w:rFonts w:ascii="Cambria Math" w:hAnsi="Cambria Math" w:cs="Times New Roman"/>
-              <w:szCs w:val="28"/>
-            </w:rPr>
-            <m:t>{(</m:t>
-          </m:r>
-          <m:r>
-            <w:rPr>
-              <w:rFonts w:ascii="Cambria Math" w:hAnsi="Cambria Math" w:cs="Times New Roman"/>
-              <w:szCs w:val="28"/>
-            </w:rPr>
-            <m:t>1,2</m:t>
-          </m:r>
-          <m:r>
-            <w:rPr>
-              <w:rFonts w:ascii="Cambria Math" w:hAnsi="Cambria Math" w:cs="Times New Roman"/>
-              <w:szCs w:val="28"/>
-            </w:rPr>
-            <m:t>)</m:t>
-          </m:r>
-          <m:r>
-            <w:rPr>
-              <w:rFonts w:ascii="Cambria Math" w:hAnsi="Cambria Math" w:cs="Times New Roman"/>
-              <w:szCs w:val="28"/>
-            </w:rPr>
-            <m:t>,</m:t>
-          </m:r>
-          <m:r>
-            <w:rPr>
-              <w:rFonts w:ascii="Cambria Math" w:hAnsi="Cambria Math" w:cs="Times New Roman"/>
-              <w:szCs w:val="28"/>
-            </w:rPr>
-            <m:t>(</m:t>
-          </m:r>
-          <m:r>
-            <w:rPr>
-              <w:rFonts w:ascii="Cambria Math" w:hAnsi="Cambria Math" w:cs="Times New Roman"/>
-              <w:szCs w:val="28"/>
-            </w:rPr>
-            <m:t>2,3</m:t>
-          </m:r>
-          <m:r>
-            <w:rPr>
-              <w:rFonts w:ascii="Cambria Math" w:hAnsi="Cambria Math" w:cs="Times New Roman"/>
-              <w:szCs w:val="28"/>
-            </w:rPr>
-            <m:t>)</m:t>
-          </m:r>
-          <m:r>
-            <w:rPr>
-              <w:rFonts w:ascii="Cambria Math" w:hAnsi="Cambria Math" w:cs="Times New Roman"/>
-              <w:szCs w:val="28"/>
-            </w:rPr>
-            <m:t>,</m:t>
-          </m:r>
-          <m:r>
-            <w:rPr>
-              <w:rFonts w:ascii="Cambria Math" w:hAnsi="Cambria Math" w:cs="Times New Roman"/>
-              <w:szCs w:val="28"/>
-            </w:rPr>
-            <m:t>(</m:t>
-          </m:r>
-          <m:r>
-            <w:rPr>
-              <w:rFonts w:ascii="Cambria Math" w:hAnsi="Cambria Math" w:cs="Times New Roman"/>
-              <w:szCs w:val="28"/>
-            </w:rPr>
-            <m:t>3,4</m:t>
-          </m:r>
-          <m:r>
-            <w:rPr>
-              <w:rFonts w:ascii="Cambria Math" w:hAnsi="Cambria Math" w:cs="Times New Roman"/>
-              <w:szCs w:val="28"/>
-            </w:rPr>
-            <m:t>)</m:t>
-          </m:r>
-          <m:r>
-            <w:rPr>
-              <w:rFonts w:ascii="Cambria Math" w:hAnsi="Cambria Math" w:cs="Times New Roman"/>
-              <w:szCs w:val="28"/>
-            </w:rPr>
-            <m:t>,</m:t>
-          </m:r>
-          <m:r>
-            <w:rPr>
-              <w:rFonts w:ascii="Cambria Math" w:hAnsi="Cambria Math" w:cs="Times New Roman"/>
-              <w:szCs w:val="28"/>
-            </w:rPr>
-            <m:t>(</m:t>
-          </m:r>
-          <m:r>
-            <w:rPr>
-              <w:rFonts w:ascii="Cambria Math" w:hAnsi="Cambria Math" w:cs="Times New Roman"/>
-              <w:szCs w:val="28"/>
-            </w:rPr>
-            <m:t>1,5</m:t>
-          </m:r>
-          <m:r>
-            <w:rPr>
-              <w:rFonts w:ascii="Cambria Math" w:hAnsi="Cambria Math" w:cs="Times New Roman"/>
-              <w:szCs w:val="28"/>
-            </w:rPr>
-            <m:t>)</m:t>
-          </m:r>
-          <m:r>
-            <w:rPr>
-              <w:rFonts w:ascii="Cambria Math" w:hAnsi="Cambria Math" w:cs="Times New Roman"/>
-              <w:szCs w:val="28"/>
-            </w:rPr>
-            <m:t>,</m:t>
-          </m:r>
-          <m:r>
-            <w:rPr>
-              <w:rFonts w:ascii="Cambria Math" w:hAnsi="Cambria Math" w:cs="Times New Roman"/>
-              <w:szCs w:val="28"/>
-            </w:rPr>
-            <m:t>(</m:t>
-          </m:r>
-          <m:r>
-            <w:rPr>
-              <w:rFonts w:ascii="Cambria Math" w:hAnsi="Cambria Math" w:cs="Times New Roman"/>
-              <w:szCs w:val="28"/>
-            </w:rPr>
-            <m:t>2,6</m:t>
-          </m:r>
-          <m:r>
-            <w:rPr>
-              <w:rFonts w:ascii="Cambria Math" w:hAnsi="Cambria Math" w:cs="Times New Roman"/>
-              <w:szCs w:val="28"/>
-            </w:rPr>
-            <m:t>)</m:t>
-          </m:r>
-          <m:r>
-            <w:rPr>
-              <w:rFonts w:ascii="Cambria Math" w:hAnsi="Cambria Math" w:cs="Times New Roman"/>
-              <w:szCs w:val="28"/>
-            </w:rPr>
-            <m:t>,</m:t>
-          </m:r>
-          <m:r>
-            <w:rPr>
-              <w:rFonts w:ascii="Cambria Math" w:hAnsi="Cambria Math" w:cs="Times New Roman"/>
-              <w:szCs w:val="28"/>
-            </w:rPr>
-            <m:t>(</m:t>
-          </m:r>
-          <m:r>
-            <w:rPr>
-              <w:rFonts w:ascii="Cambria Math" w:hAnsi="Cambria Math" w:cs="Times New Roman"/>
-              <w:szCs w:val="28"/>
-            </w:rPr>
-            <m:t>5,7</m:t>
-          </m:r>
-          <m:r>
-            <w:rPr>
-              <w:rFonts w:ascii="Cambria Math" w:hAnsi="Cambria Math" w:cs="Times New Roman"/>
-              <w:szCs w:val="28"/>
-            </w:rPr>
-            <m:t>)</m:t>
-          </m:r>
-          <m:r>
-            <w:rPr>
-              <w:rFonts w:ascii="Cambria Math" w:hAnsi="Cambria Math" w:cs="Times New Roman"/>
-              <w:szCs w:val="28"/>
-            </w:rPr>
-            <m:t>,</m:t>
-          </m:r>
-          <m:r>
-            <w:rPr>
-              <w:rFonts w:ascii="Cambria Math" w:hAnsi="Cambria Math" w:cs="Times New Roman"/>
-              <w:szCs w:val="28"/>
-            </w:rPr>
-            <m:t>(</m:t>
-          </m:r>
-          <m:r>
-            <w:rPr>
-              <w:rFonts w:ascii="Cambria Math" w:hAnsi="Cambria Math" w:cs="Times New Roman"/>
-              <w:szCs w:val="28"/>
-            </w:rPr>
-            <m:t>5,8</m:t>
-          </m:r>
-          <m:r>
-            <w:rPr>
-              <w:rFonts w:ascii="Cambria Math" w:hAnsi="Cambria Math" w:cs="Times New Roman"/>
-              <w:szCs w:val="28"/>
-            </w:rPr>
-            <m:t>)}</m:t>
-          </m:r>
-          <m:r>
-            <w:rPr>
-              <w:rFonts w:ascii="Cambria Math" w:hAnsi="Cambria Math" w:cs="Times New Roman"/>
-              <w:szCs w:val="28"/>
-            </w:rPr>
-            <m:t>.</m:t>
+            <m:t>E={(1,2),(2,3),(3,4),(1,5),(2,6),(5,7),(5,8)}.</m:t>
           </m:r>
         </m:oMath>
       </m:oMathPara>
@@ -1918,7 +1768,7 @@
           <w:szCs w:val="28"/>
         </w:rPr>
         <w:drawing>
-          <wp:inline distT="0" distB="0" distL="0" distR="0" wp14:anchorId="2F719FC0" wp14:editId="7450F0A2">
+          <wp:inline distT="0" distB="0" distL="0" distR="0" wp14:anchorId="2F719FC0" wp14:editId="40B13A4B">
             <wp:extent cx="5095913" cy="3614468"/>
             <wp:effectExtent l="0" t="0" r="0" b="5080"/>
             <wp:docPr id="83899602" name="Рисунок 1"/>
@@ -2091,7 +1941,39 @@
           <w:iCs/>
           <w:szCs w:val="28"/>
         </w:rPr>
-        <w:t>где N — множество вершин, E — множество рёбер.</w:t>
+        <w:t xml:space="preserve">где N </w:t>
+      </w:r>
+      <w:r>
+        <w:rPr>
+          <w:rFonts w:cs="Times New Roman"/>
+          <w:iCs/>
+          <w:szCs w:val="28"/>
+        </w:rPr>
+        <w:t>–</w:t>
+      </w:r>
+      <w:r>
+        <w:rPr>
+          <w:rFonts w:cs="Times New Roman"/>
+          <w:iCs/>
+          <w:szCs w:val="28"/>
+        </w:rPr>
+        <w:t xml:space="preserve"> множество вершин, E </w:t>
+      </w:r>
+      <w:r>
+        <w:rPr>
+          <w:rFonts w:cs="Times New Roman"/>
+          <w:iCs/>
+          <w:szCs w:val="28"/>
+        </w:rPr>
+        <w:t>–</w:t>
+      </w:r>
+      <w:r>
+        <w:rPr>
+          <w:rFonts w:cs="Times New Roman"/>
+          <w:iCs/>
+          <w:szCs w:val="28"/>
+        </w:rPr>
+        <w:t xml:space="preserve"> множество рёбер.</w:t>
       </w:r>
     </w:p>
     <w:p>
@@ -2345,7 +2227,15 @@
           <w:iCs/>
           <w:szCs w:val="28"/>
         </w:rPr>
-        <w:t>— количество простых путей, содержащих вершину p и состоящих из m вершин.</w:t>
+        <w:t>–</w:t>
+      </w:r>
+      <w:r>
+        <w:rPr>
+          <w:rFonts w:cs="Times New Roman"/>
+          <w:iCs/>
+          <w:szCs w:val="28"/>
+        </w:rPr>
+        <w:t xml:space="preserve"> количество простых путей, содержащих вершину p и состоящих из m вершин.</w:t>
       </w:r>
     </w:p>
     <w:p>
@@ -2485,7 +2375,14 @@
                   <w:rFonts w:ascii="Cambria Math" w:hAnsi="Cambria Math" w:cs="Times New Roman"/>
                   <w:szCs w:val="28"/>
                 </w:rPr>
-                <m:t>m</m:t>
+                <m:t>k≥1</m:t>
+              </m:r>
+              <m:r>
+                <w:rPr>
+                  <w:rFonts w:ascii="Cambria Math" w:hAnsi="Cambria Math" w:cs="Times New Roman"/>
+                  <w:szCs w:val="28"/>
+                </w:rPr>
+                <m:t xml:space="preserve"> </m:t>
               </m:r>
             </m:sub>
             <m:sup/>
@@ -2519,7 +2416,7 @@
                           <w:rFonts w:ascii="Cambria Math" w:hAnsi="Cambria Math" w:cs="Times New Roman"/>
                           <w:szCs w:val="28"/>
                         </w:rPr>
-                        <m:t>a</m:t>
+                        <m:t>A</m:t>
                       </m:r>
                     </m:e>
                     <m:sub>
@@ -2528,7 +2425,7 @@
                           <w:rFonts w:ascii="Cambria Math" w:hAnsi="Cambria Math" w:cs="Times New Roman"/>
                           <w:szCs w:val="28"/>
                         </w:rPr>
-                        <m:t>m</m:t>
+                        <m:t>k</m:t>
                       </m:r>
                     </m:sub>
                   </m:sSub>
@@ -2539,7 +2436,14 @@
                       <w:rFonts w:ascii="Cambria Math" w:hAnsi="Cambria Math" w:cs="Times New Roman"/>
                       <w:szCs w:val="28"/>
                     </w:rPr>
-                    <m:t>m</m:t>
+                    <m:t>k</m:t>
+                  </m:r>
+                  <m:r>
+                    <w:rPr>
+                      <w:rFonts w:ascii="Cambria Math" w:hAnsi="Cambria Math" w:cs="Times New Roman"/>
+                      <w:szCs w:val="28"/>
+                    </w:rPr>
+                    <m:t>+1</m:t>
                   </m:r>
                 </m:den>
               </m:f>
@@ -2569,24 +2473,7 @@
                       <w:rFonts w:ascii="Cambria Math" w:hAnsi="Cambria Math" w:cs="Times New Roman"/>
                       <w:szCs w:val="28"/>
                     </w:rPr>
-                    <m:t>m</m:t>
-                  </m:r>
-                  <m:r>
-                    <m:rPr>
-                      <m:sty m:val="bi"/>
-                    </m:rPr>
-                    <w:rPr>
-                      <w:rFonts w:ascii="Cambria Math" w:hAnsi="Cambria Math" w:cs="Times New Roman"/>
-                      <w:szCs w:val="28"/>
-                    </w:rPr>
-                    <m:t>-</m:t>
-                  </m:r>
-                  <m:r>
-                    <w:rPr>
-                      <w:rFonts w:ascii="Cambria Math" w:hAnsi="Cambria Math" w:cs="Times New Roman"/>
-                      <w:szCs w:val="28"/>
-                    </w:rPr>
-                    <m:t>1</m:t>
+                    <m:t>k</m:t>
                   </m:r>
                 </m:sup>
               </m:sSup>
@@ -2601,6 +2488,67 @@
           </m:r>
         </m:oMath>
       </m:oMathPara>
+    </w:p>
+    <w:p>
+      <w:pPr>
+        <w:pStyle w:val="a7"/>
+        <w:spacing w:before="0" w:beforeAutospacing="0" w:after="0" w:afterAutospacing="0"/>
+        <w:ind w:left="0"/>
+        <w:jc w:val="both"/>
+        <w:rPr>
+          <w:rFonts w:cs="Times New Roman"/>
+          <w:iCs/>
+          <w:szCs w:val="28"/>
+        </w:rPr>
+      </w:pPr>
+      <w:r>
+        <w:rPr>
+          <w:rFonts w:cs="Times New Roman"/>
+          <w:iCs/>
+          <w:szCs w:val="28"/>
+        </w:rPr>
+        <w:t xml:space="preserve">где </w:t>
+      </w:r>
+      <m:oMath>
+        <m:sSub>
+          <m:sSubPr>
+            <m:ctrlPr>
+              <w:rPr>
+                <w:rFonts w:ascii="Cambria Math" w:hAnsi="Cambria Math" w:cs="Times New Roman"/>
+                <w:i/>
+                <w:iCs/>
+                <w:szCs w:val="28"/>
+              </w:rPr>
+            </m:ctrlPr>
+          </m:sSubPr>
+          <m:e>
+            <m:r>
+              <w:rPr>
+                <w:rFonts w:ascii="Cambria Math" w:hAnsi="Cambria Math" w:cs="Times New Roman"/>
+                <w:szCs w:val="28"/>
+              </w:rPr>
+              <m:t>A</m:t>
+            </m:r>
+          </m:e>
+          <m:sub>
+            <m:r>
+              <w:rPr>
+                <w:rFonts w:ascii="Cambria Math" w:hAnsi="Cambria Math" w:cs="Times New Roman"/>
+                <w:szCs w:val="28"/>
+              </w:rPr>
+              <m:t>k</m:t>
+            </m:r>
+          </m:sub>
+        </m:sSub>
+      </m:oMath>
+      <w:r>
+        <w:rPr>
+          <w:rFonts w:cs="Times New Roman"/>
+          <w:iCs/>
+          <w:szCs w:val="28"/>
+        </w:rPr>
+        <w:t>​ — число путей длины k рёбер, содержащих вершину p.</w:t>
+      </w:r>
     </w:p>
     <w:p>
       <w:pPr>
@@ -2657,24 +2605,7 @@
                 <w:rFonts w:ascii="Cambria Math" w:hAnsi="Cambria Math" w:cs="Times New Roman"/>
                 <w:szCs w:val="28"/>
               </w:rPr>
-              <m:t>m</m:t>
-            </m:r>
-            <m:r>
-              <m:rPr>
-                <m:sty m:val="bi"/>
-              </m:rPr>
-              <w:rPr>
-                <w:rFonts w:ascii="Cambria Math" w:hAnsi="Cambria Math" w:cs="Times New Roman"/>
-                <w:szCs w:val="28"/>
-              </w:rPr>
-              <m:t>-</m:t>
-            </m:r>
-            <m:r>
-              <w:rPr>
-                <w:rFonts w:ascii="Cambria Math" w:hAnsi="Cambria Math" w:cs="Times New Roman"/>
-                <w:szCs w:val="28"/>
-              </w:rPr>
-              <m:t>1</m:t>
+              <m:t>k</m:t>
             </m:r>
           </m:sup>
         </m:sSup>
@@ -2723,7 +2654,23 @@
           <w:iCs/>
           <w:szCs w:val="28"/>
         </w:rPr>
-        <w:t xml:space="preserve"> граф разбивается на две ветви: через вершину 2 и через вершину 5.</w:t>
+        <w:t xml:space="preserve"> граф разбивается на две ветви: через вершин</w:t>
+      </w:r>
+      <w:r>
+        <w:rPr>
+          <w:rFonts w:cs="Times New Roman"/>
+          <w:iCs/>
+          <w:szCs w:val="28"/>
+        </w:rPr>
+        <w:t>ы</w:t>
+      </w:r>
+      <w:r>
+        <w:rPr>
+          <w:rFonts w:cs="Times New Roman"/>
+          <w:iCs/>
+          <w:szCs w:val="28"/>
+        </w:rPr>
+        <w:t xml:space="preserve"> 2 и 5.</w:t>
       </w:r>
     </w:p>
     <w:p>
@@ -3528,14 +3475,7 @@
               <w:rFonts w:ascii="Cambria Math" w:hAnsi="Cambria Math" w:cs="Times New Roman"/>
               <w:szCs w:val="28"/>
             </w:rPr>
-            <m:t>(x)</m:t>
-          </m:r>
-          <m:r>
-            <w:rPr>
-              <w:rFonts w:ascii="Cambria Math" w:hAnsi="Cambria Math" w:cs="Times New Roman"/>
-              <w:szCs w:val="28"/>
-            </w:rPr>
-            <m:t>=x(1+</m:t>
+            <m:t>(x)=x(1+</m:t>
           </m:r>
           <m:sSub>
             <m:sSubPr>
@@ -3752,14 +3692,7 @@
               <w:rFonts w:ascii="Cambria Math" w:hAnsi="Cambria Math" w:cs="Times New Roman"/>
               <w:szCs w:val="28"/>
             </w:rPr>
-            <m:t>(x)</m:t>
-          </m:r>
-          <m:r>
-            <w:rPr>
-              <w:rFonts w:ascii="Cambria Math" w:hAnsi="Cambria Math" w:cs="Times New Roman"/>
-              <w:szCs w:val="28"/>
-            </w:rPr>
-            <m:t>=x+2</m:t>
+            <m:t>(x)=x+2</m:t>
           </m:r>
           <m:sSup>
             <m:sSupPr>
@@ -4502,14 +4435,7 @@
               <w:rFonts w:ascii="Cambria Math" w:hAnsi="Cambria Math" w:cs="Times New Roman"/>
               <w:szCs w:val="28"/>
             </w:rPr>
-            <m:t>(v,g)</m:t>
-          </m:r>
-          <m:r>
-            <w:rPr>
-              <w:rFonts w:ascii="Cambria Math" w:hAnsi="Cambria Math" w:cs="Times New Roman"/>
-              <w:szCs w:val="28"/>
-            </w:rPr>
-            <m:t>=r+</m:t>
+            <m:t>(v,g)=r+</m:t>
           </m:r>
           <m:f>
             <m:fPr>
@@ -4807,23 +4733,7 @@
           <w:iCs/>
           <w:szCs w:val="28"/>
         </w:rPr>
-        <w:t xml:space="preserve">Вершина </w:t>
-      </w:r>
-      <w:r>
-        <w:rPr>
-          <w:rFonts w:cs="Times New Roman"/>
-          <w:iCs/>
-          <w:szCs w:val="28"/>
-        </w:rPr>
-        <w:t>2</w:t>
-      </w:r>
-      <w:r>
-        <w:rPr>
-          <w:rFonts w:cs="Times New Roman"/>
-          <w:iCs/>
-          <w:szCs w:val="28"/>
-        </w:rPr>
-        <w:t>:</w:t>
+        <w:t>Вершина 2:</w:t>
       </w:r>
     </w:p>
     <w:p>
@@ -4875,14 +4785,7 @@
               <w:rFonts w:ascii="Cambria Math" w:hAnsi="Cambria Math" w:cs="Times New Roman"/>
               <w:szCs w:val="28"/>
             </w:rPr>
-            <m:t>(x)=</m:t>
-          </m:r>
-          <m:r>
-            <w:rPr>
-              <w:rFonts w:ascii="Cambria Math" w:hAnsi="Cambria Math" w:cs="Times New Roman"/>
-              <w:szCs w:val="28"/>
-            </w:rPr>
-            <m:t>x+</m:t>
+            <m:t>(x)=x+</m:t>
           </m:r>
           <m:sSup>
             <m:sSupPr>
@@ -4901,14 +4804,7 @@
                   <w:rFonts w:ascii="Cambria Math" w:hAnsi="Cambria Math" w:cs="Times New Roman"/>
                   <w:szCs w:val="28"/>
                 </w:rPr>
-                <m:t>3</m:t>
-              </m:r>
-              <m:r>
-                <w:rPr>
-                  <w:rFonts w:ascii="Cambria Math" w:hAnsi="Cambria Math" w:cs="Times New Roman"/>
-                  <w:szCs w:val="28"/>
-                </w:rPr>
-                <m:t>x</m:t>
+                <m:t>3x</m:t>
               </m:r>
             </m:e>
             <m:sup>
@@ -4945,14 +4841,7 @@
                   <w:rFonts w:ascii="Cambria Math" w:hAnsi="Cambria Math" w:cs="Times New Roman"/>
                   <w:szCs w:val="28"/>
                 </w:rPr>
-                <m:t>5</m:t>
-              </m:r>
-              <m:r>
-                <w:rPr>
-                  <w:rFonts w:ascii="Cambria Math" w:hAnsi="Cambria Math" w:cs="Times New Roman"/>
-                  <w:szCs w:val="28"/>
-                </w:rPr>
-                <m:t>x</m:t>
+                <m:t>5x</m:t>
               </m:r>
             </m:e>
             <m:sup>
@@ -4989,14 +4878,7 @@
                   <w:rFonts w:ascii="Cambria Math" w:hAnsi="Cambria Math" w:cs="Times New Roman"/>
                   <w:szCs w:val="28"/>
                 </w:rPr>
-                <m:t>6</m:t>
-              </m:r>
-              <m:r>
-                <w:rPr>
-                  <w:rFonts w:ascii="Cambria Math" w:hAnsi="Cambria Math" w:cs="Times New Roman"/>
-                  <w:szCs w:val="28"/>
-                </w:rPr>
-                <m:t>x</m:t>
+                <m:t>6x</m:t>
               </m:r>
             </m:e>
             <m:sup>
@@ -5033,14 +4915,7 @@
                   <w:rFonts w:ascii="Cambria Math" w:hAnsi="Cambria Math" w:cs="Times New Roman"/>
                   <w:szCs w:val="28"/>
                 </w:rPr>
-                <m:t>5</m:t>
-              </m:r>
-              <m:r>
-                <w:rPr>
-                  <w:rFonts w:ascii="Cambria Math" w:hAnsi="Cambria Math" w:cs="Times New Roman"/>
-                  <w:szCs w:val="28"/>
-                </w:rPr>
-                <m:t>x</m:t>
+                <m:t>5x</m:t>
               </m:r>
             </m:e>
             <m:sup>
@@ -5077,14 +4952,7 @@
                   <w:rFonts w:ascii="Cambria Math" w:hAnsi="Cambria Math" w:cs="Times New Roman"/>
                   <w:szCs w:val="28"/>
                 </w:rPr>
-                <m:t>2</m:t>
-              </m:r>
-              <m:r>
-                <w:rPr>
-                  <w:rFonts w:ascii="Cambria Math" w:hAnsi="Cambria Math" w:cs="Times New Roman"/>
-                  <w:szCs w:val="28"/>
-                </w:rPr>
-                <m:t>x</m:t>
+                <m:t>2x</m:t>
               </m:r>
             </m:e>
             <m:sup>
@@ -5440,23 +5308,7 @@
           <w:iCs/>
           <w:szCs w:val="28"/>
         </w:rPr>
-        <w:t xml:space="preserve">Вершина </w:t>
-      </w:r>
-      <w:r>
-        <w:rPr>
-          <w:rFonts w:cs="Times New Roman"/>
-          <w:iCs/>
-          <w:szCs w:val="28"/>
-        </w:rPr>
-        <w:t>3</w:t>
-      </w:r>
-      <w:r>
-        <w:rPr>
-          <w:rFonts w:cs="Times New Roman"/>
-          <w:iCs/>
-          <w:szCs w:val="28"/>
-        </w:rPr>
-        <w:t>:</w:t>
+        <w:t>Вершина 3:</w:t>
       </w:r>
     </w:p>
     <w:p>
@@ -5508,14 +5360,7 @@
               <w:rFonts w:ascii="Cambria Math" w:hAnsi="Cambria Math" w:cs="Times New Roman"/>
               <w:szCs w:val="28"/>
             </w:rPr>
-            <m:t>(x)=</m:t>
-          </m:r>
-          <m:r>
-            <w:rPr>
-              <w:rFonts w:ascii="Cambria Math" w:hAnsi="Cambria Math" w:cs="Times New Roman"/>
-              <w:szCs w:val="28"/>
-            </w:rPr>
-            <m:t>x+</m:t>
+            <m:t>(x)=x+</m:t>
           </m:r>
           <m:sSup>
             <m:sSupPr>
@@ -5534,14 +5379,7 @@
                   <w:rFonts w:ascii="Cambria Math" w:hAnsi="Cambria Math" w:cs="Times New Roman"/>
                   <w:szCs w:val="28"/>
                 </w:rPr>
-                <m:t>2</m:t>
-              </m:r>
-              <m:r>
-                <w:rPr>
-                  <w:rFonts w:ascii="Cambria Math" w:hAnsi="Cambria Math" w:cs="Times New Roman"/>
-                  <w:szCs w:val="28"/>
-                </w:rPr>
-                <m:t>x</m:t>
+                <m:t>2x</m:t>
               </m:r>
             </m:e>
             <m:sup>
@@ -5578,14 +5416,7 @@
                   <w:rFonts w:ascii="Cambria Math" w:hAnsi="Cambria Math" w:cs="Times New Roman"/>
                   <w:szCs w:val="28"/>
                 </w:rPr>
-                <m:t>3</m:t>
-              </m:r>
-              <m:r>
-                <w:rPr>
-                  <w:rFonts w:ascii="Cambria Math" w:hAnsi="Cambria Math" w:cs="Times New Roman"/>
-                  <w:szCs w:val="28"/>
-                </w:rPr>
-                <m:t>x</m:t>
+                <m:t>3x</m:t>
               </m:r>
             </m:e>
             <m:sup>
@@ -5622,14 +5453,7 @@
                   <w:rFonts w:ascii="Cambria Math" w:hAnsi="Cambria Math" w:cs="Times New Roman"/>
                   <w:szCs w:val="28"/>
                 </w:rPr>
-                <m:t>3</m:t>
-              </m:r>
-              <m:r>
-                <w:rPr>
-                  <w:rFonts w:ascii="Cambria Math" w:hAnsi="Cambria Math" w:cs="Times New Roman"/>
-                  <w:szCs w:val="28"/>
-                </w:rPr>
-                <m:t>x</m:t>
+                <m:t>3x</m:t>
               </m:r>
             </m:e>
             <m:sup>
@@ -5666,14 +5490,7 @@
                   <w:rFonts w:ascii="Cambria Math" w:hAnsi="Cambria Math" w:cs="Times New Roman"/>
                   <w:szCs w:val="28"/>
                 </w:rPr>
-                <m:t>3</m:t>
-              </m:r>
-              <m:r>
-                <w:rPr>
-                  <w:rFonts w:ascii="Cambria Math" w:hAnsi="Cambria Math" w:cs="Times New Roman"/>
-                  <w:szCs w:val="28"/>
-                </w:rPr>
-                <m:t>x</m:t>
+                <m:t>3x</m:t>
               </m:r>
             </m:e>
             <m:sup>
@@ -5710,14 +5527,7 @@
                   <w:rFonts w:ascii="Cambria Math" w:hAnsi="Cambria Math" w:cs="Times New Roman"/>
                   <w:szCs w:val="28"/>
                 </w:rPr>
-                <m:t>2</m:t>
-              </m:r>
-              <m:r>
-                <w:rPr>
-                  <w:rFonts w:ascii="Cambria Math" w:hAnsi="Cambria Math" w:cs="Times New Roman"/>
-                  <w:szCs w:val="28"/>
-                </w:rPr>
-                <m:t>x</m:t>
+                <m:t>2x</m:t>
               </m:r>
             </m:e>
             <m:sup>
@@ -5782,14 +5592,7 @@
               <w:rFonts w:ascii="Cambria Math" w:hAnsi="Cambria Math" w:cs="Times New Roman"/>
               <w:szCs w:val="28"/>
             </w:rPr>
-            <m:t>(v,g)=</m:t>
-          </m:r>
-          <m:r>
-            <w:rPr>
-              <w:rFonts w:ascii="Cambria Math" w:hAnsi="Cambria Math" w:cs="Times New Roman"/>
-              <w:szCs w:val="28"/>
-            </w:rPr>
-            <m:t>r+</m:t>
+            <m:t>(v,g)=r+</m:t>
           </m:r>
           <m:sSup>
             <m:sSupPr>
@@ -6043,23 +5846,7 @@
           <w:iCs/>
           <w:szCs w:val="28"/>
         </w:rPr>
-        <w:t xml:space="preserve">Вершина </w:t>
-      </w:r>
-      <w:r>
-        <w:rPr>
-          <w:rFonts w:cs="Times New Roman"/>
-          <w:iCs/>
-          <w:szCs w:val="28"/>
-        </w:rPr>
-        <w:t>4</w:t>
-      </w:r>
-      <w:r>
-        <w:rPr>
-          <w:rFonts w:cs="Times New Roman"/>
-          <w:iCs/>
-          <w:szCs w:val="28"/>
-        </w:rPr>
-        <w:t>:</w:t>
+        <w:t>Вершина 4:</w:t>
       </w:r>
     </w:p>
     <w:p>
@@ -6111,14 +5898,7 @@
               <w:rFonts w:ascii="Cambria Math" w:hAnsi="Cambria Math" w:cs="Times New Roman"/>
               <w:szCs w:val="28"/>
             </w:rPr>
-            <m:t>(x)=</m:t>
-          </m:r>
-          <m:r>
-            <w:rPr>
-              <w:rFonts w:ascii="Cambria Math" w:hAnsi="Cambria Math" w:cs="Times New Roman"/>
-              <w:szCs w:val="28"/>
-            </w:rPr>
-            <m:t>x+</m:t>
+            <m:t>(x)=x+</m:t>
           </m:r>
           <m:sSup>
             <m:sSupPr>
@@ -6211,14 +5991,7 @@
                   <w:rFonts w:ascii="Cambria Math" w:hAnsi="Cambria Math" w:cs="Times New Roman"/>
                   <w:szCs w:val="28"/>
                 </w:rPr>
-                <m:t>2</m:t>
-              </m:r>
-              <m:r>
-                <w:rPr>
-                  <w:rFonts w:ascii="Cambria Math" w:hAnsi="Cambria Math" w:cs="Times New Roman"/>
-                  <w:szCs w:val="28"/>
-                </w:rPr>
-                <m:t>x</m:t>
+                <m:t>2x</m:t>
               </m:r>
             </m:e>
             <m:sup>
@@ -6292,14 +6065,7 @@
                   <w:rFonts w:ascii="Cambria Math" w:hAnsi="Cambria Math" w:cs="Times New Roman"/>
                   <w:szCs w:val="28"/>
                 </w:rPr>
-                <m:t>2</m:t>
-              </m:r>
-              <m:r>
-                <w:rPr>
-                  <w:rFonts w:ascii="Cambria Math" w:hAnsi="Cambria Math" w:cs="Times New Roman"/>
-                  <w:szCs w:val="28"/>
-                </w:rPr>
-                <m:t>x</m:t>
+                <m:t>2x</m:t>
               </m:r>
             </m:e>
             <m:sup>
@@ -6403,6 +6169,36 @@
             </w:rPr>
             <m:t>r+</m:t>
           </m:r>
+          <m:f>
+            <m:fPr>
+              <m:ctrlPr>
+                <w:rPr>
+                  <w:rFonts w:ascii="Cambria Math" w:hAnsi="Cambria Math" w:cs="Times New Roman"/>
+                  <w:i/>
+                  <w:iCs/>
+                  <w:szCs w:val="28"/>
+                </w:rPr>
+              </m:ctrlPr>
+            </m:fPr>
+            <m:num>
+              <m:r>
+                <w:rPr>
+                  <w:rFonts w:ascii="Cambria Math" w:hAnsi="Cambria Math" w:cs="Times New Roman"/>
+                  <w:szCs w:val="28"/>
+                </w:rPr>
+                <m:t>1</m:t>
+              </m:r>
+            </m:num>
+            <m:den>
+              <m:r>
+                <w:rPr>
+                  <w:rFonts w:ascii="Cambria Math" w:hAnsi="Cambria Math" w:cs="Times New Roman"/>
+                  <w:szCs w:val="28"/>
+                </w:rPr>
+                <m:t>3</m:t>
+              </m:r>
+            </m:den>
+          </m:f>
           <m:sSup>
             <m:sSupPr>
               <m:ctrlPr>
@@ -6655,23 +6451,7 @@
           <w:iCs/>
           <w:szCs w:val="28"/>
         </w:rPr>
-        <w:t xml:space="preserve">Вершина </w:t>
-      </w:r>
-      <w:r>
-        <w:rPr>
-          <w:rFonts w:cs="Times New Roman"/>
-          <w:iCs/>
-          <w:szCs w:val="28"/>
-        </w:rPr>
-        <w:t>5</w:t>
-      </w:r>
-      <w:r>
-        <w:rPr>
-          <w:rFonts w:cs="Times New Roman"/>
-          <w:iCs/>
-          <w:szCs w:val="28"/>
-        </w:rPr>
-        <w:t>:</w:t>
+        <w:t>Вершина 5:</w:t>
       </w:r>
     </w:p>
     <w:p>
@@ -6723,14 +6503,7 @@
               <w:rFonts w:ascii="Cambria Math" w:hAnsi="Cambria Math" w:cs="Times New Roman"/>
               <w:szCs w:val="28"/>
             </w:rPr>
-            <m:t>(x)=</m:t>
-          </m:r>
-          <m:r>
-            <w:rPr>
-              <w:rFonts w:ascii="Cambria Math" w:hAnsi="Cambria Math" w:cs="Times New Roman"/>
-              <w:szCs w:val="28"/>
-            </w:rPr>
-            <m:t>x+</m:t>
+            <m:t>(x)=x+</m:t>
           </m:r>
           <m:sSup>
             <m:sSupPr>
@@ -6749,14 +6522,7 @@
                   <w:rFonts w:ascii="Cambria Math" w:hAnsi="Cambria Math" w:cs="Times New Roman"/>
                   <w:szCs w:val="28"/>
                 </w:rPr>
-                <m:t>3</m:t>
-              </m:r>
-              <m:r>
-                <w:rPr>
-                  <w:rFonts w:ascii="Cambria Math" w:hAnsi="Cambria Math" w:cs="Times New Roman"/>
-                  <w:szCs w:val="28"/>
-                </w:rPr>
-                <m:t>x</m:t>
+                <m:t>3x</m:t>
               </m:r>
             </m:e>
             <m:sup>
@@ -6793,14 +6559,7 @@
                   <w:rFonts w:ascii="Cambria Math" w:hAnsi="Cambria Math" w:cs="Times New Roman"/>
                   <w:szCs w:val="28"/>
                 </w:rPr>
-                <m:t>4</m:t>
-              </m:r>
-              <m:r>
-                <w:rPr>
-                  <w:rFonts w:ascii="Cambria Math" w:hAnsi="Cambria Math" w:cs="Times New Roman"/>
-                  <w:szCs w:val="28"/>
-                </w:rPr>
-                <m:t>x</m:t>
+                <m:t>4x</m:t>
               </m:r>
             </m:e>
             <m:sup>
@@ -6837,14 +6596,7 @@
                   <w:rFonts w:ascii="Cambria Math" w:hAnsi="Cambria Math" w:cs="Times New Roman"/>
                   <w:szCs w:val="28"/>
                 </w:rPr>
-                <m:t>4</m:t>
-              </m:r>
-              <m:r>
-                <w:rPr>
-                  <w:rFonts w:ascii="Cambria Math" w:hAnsi="Cambria Math" w:cs="Times New Roman"/>
-                  <w:szCs w:val="28"/>
-                </w:rPr>
-                <m:t>x</m:t>
+                <m:t>4x</m:t>
               </m:r>
             </m:e>
             <m:sup>
@@ -6881,14 +6633,7 @@
                   <w:rFonts w:ascii="Cambria Math" w:hAnsi="Cambria Math" w:cs="Times New Roman"/>
                   <w:szCs w:val="28"/>
                 </w:rPr>
-                <m:t>5</m:t>
-              </m:r>
-              <m:r>
-                <w:rPr>
-                  <w:rFonts w:ascii="Cambria Math" w:hAnsi="Cambria Math" w:cs="Times New Roman"/>
-                  <w:szCs w:val="28"/>
-                </w:rPr>
-                <m:t>x</m:t>
+                <m:t>5x</m:t>
               </m:r>
             </m:e>
             <m:sup>
@@ -6925,14 +6670,7 @@
                   <w:rFonts w:ascii="Cambria Math" w:hAnsi="Cambria Math" w:cs="Times New Roman"/>
                   <w:szCs w:val="28"/>
                 </w:rPr>
-                <m:t>2</m:t>
-              </m:r>
-              <m:r>
-                <w:rPr>
-                  <w:rFonts w:ascii="Cambria Math" w:hAnsi="Cambria Math" w:cs="Times New Roman"/>
-                  <w:szCs w:val="28"/>
-                </w:rPr>
-                <m:t>x</m:t>
+                <m:t>2x</m:t>
               </m:r>
             </m:e>
             <m:sup>
@@ -7258,23 +6996,7 @@
           <w:iCs/>
           <w:szCs w:val="28"/>
         </w:rPr>
-        <w:t xml:space="preserve">Вершина </w:t>
-      </w:r>
-      <w:r>
-        <w:rPr>
-          <w:rFonts w:cs="Times New Roman"/>
-          <w:iCs/>
-          <w:szCs w:val="28"/>
-        </w:rPr>
-        <w:t>6</w:t>
-      </w:r>
-      <w:r>
-        <w:rPr>
-          <w:rFonts w:cs="Times New Roman"/>
-          <w:iCs/>
-          <w:szCs w:val="28"/>
-        </w:rPr>
-        <w:t>:</w:t>
+        <w:t>Вершина 6:</w:t>
       </w:r>
     </w:p>
     <w:p>
@@ -7326,14 +7048,7 @@
               <w:rFonts w:ascii="Cambria Math" w:hAnsi="Cambria Math" w:cs="Times New Roman"/>
               <w:szCs w:val="28"/>
             </w:rPr>
-            <m:t>(x)=</m:t>
-          </m:r>
-          <m:r>
-            <w:rPr>
-              <w:rFonts w:ascii="Cambria Math" w:hAnsi="Cambria Math" w:cs="Times New Roman"/>
-              <w:szCs w:val="28"/>
-            </w:rPr>
-            <m:t>x+</m:t>
+            <m:t>(x)=x+</m:t>
           </m:r>
           <m:sSup>
             <m:sSupPr>
@@ -7389,14 +7104,7 @@
                   <w:rFonts w:ascii="Cambria Math" w:hAnsi="Cambria Math" w:cs="Times New Roman"/>
                   <w:szCs w:val="28"/>
                 </w:rPr>
-                <m:t>2</m:t>
-              </m:r>
-              <m:r>
-                <w:rPr>
-                  <w:rFonts w:ascii="Cambria Math" w:hAnsi="Cambria Math" w:cs="Times New Roman"/>
-                  <w:szCs w:val="28"/>
-                </w:rPr>
-                <m:t>x</m:t>
+                <m:t>2x</m:t>
               </m:r>
             </m:e>
             <m:sup>
@@ -7433,14 +7141,7 @@
                   <w:rFonts w:ascii="Cambria Math" w:hAnsi="Cambria Math" w:cs="Times New Roman"/>
                   <w:szCs w:val="28"/>
                 </w:rPr>
-                <m:t>2</m:t>
-              </m:r>
-              <m:r>
-                <w:rPr>
-                  <w:rFonts w:ascii="Cambria Math" w:hAnsi="Cambria Math" w:cs="Times New Roman"/>
-                  <w:szCs w:val="28"/>
-                </w:rPr>
-                <m:t>x</m:t>
+                <m:t>2x</m:t>
               </m:r>
             </m:e>
             <m:sup>
@@ -7477,14 +7178,7 @@
                   <w:rFonts w:ascii="Cambria Math" w:hAnsi="Cambria Math" w:cs="Times New Roman"/>
                   <w:szCs w:val="28"/>
                 </w:rPr>
-                <m:t>2</m:t>
-              </m:r>
-              <m:r>
-                <w:rPr>
-                  <w:rFonts w:ascii="Cambria Math" w:hAnsi="Cambria Math" w:cs="Times New Roman"/>
-                  <w:szCs w:val="28"/>
-                </w:rPr>
-                <m:t>x</m:t>
+                <m:t>2x</m:t>
               </m:r>
             </m:e>
             <m:sup>
@@ -7804,23 +7498,7 @@
           <w:szCs w:val="28"/>
         </w:rPr>
         <w:lastRenderedPageBreak/>
-        <w:t xml:space="preserve">Вершина </w:t>
-      </w:r>
-      <w:r>
-        <w:rPr>
-          <w:rFonts w:cs="Times New Roman"/>
-          <w:iCs/>
-          <w:szCs w:val="28"/>
-        </w:rPr>
-        <w:t>7</w:t>
-      </w:r>
-      <w:r>
-        <w:rPr>
-          <w:rFonts w:cs="Times New Roman"/>
-          <w:iCs/>
-          <w:szCs w:val="28"/>
-        </w:rPr>
-        <w:t>:</w:t>
+        <w:t>Вершина 7:</w:t>
       </w:r>
     </w:p>
     <w:p>
@@ -7872,14 +7550,7 @@
               <w:rFonts w:ascii="Cambria Math" w:hAnsi="Cambria Math" w:cs="Times New Roman"/>
               <w:szCs w:val="28"/>
             </w:rPr>
-            <m:t>(x)=</m:t>
-          </m:r>
-          <m:r>
-            <w:rPr>
-              <w:rFonts w:ascii="Cambria Math" w:hAnsi="Cambria Math" w:cs="Times New Roman"/>
-              <w:szCs w:val="28"/>
-            </w:rPr>
-            <m:t>x+</m:t>
+            <m:t>(x)=x+</m:t>
           </m:r>
           <m:sSup>
             <m:sSupPr>
@@ -7935,14 +7606,7 @@
                   <w:rFonts w:ascii="Cambria Math" w:hAnsi="Cambria Math" w:cs="Times New Roman"/>
                   <w:szCs w:val="28"/>
                 </w:rPr>
-                <m:t>2</m:t>
-              </m:r>
-              <m:r>
-                <w:rPr>
-                  <w:rFonts w:ascii="Cambria Math" w:hAnsi="Cambria Math" w:cs="Times New Roman"/>
-                  <w:szCs w:val="28"/>
-                </w:rPr>
-                <m:t>x</m:t>
+                <m:t>2x</m:t>
               </m:r>
             </m:e>
             <m:sup>
@@ -8016,14 +7680,7 @@
                   <w:rFonts w:ascii="Cambria Math" w:hAnsi="Cambria Math" w:cs="Times New Roman"/>
                   <w:szCs w:val="28"/>
                 </w:rPr>
-                <m:t>2</m:t>
-              </m:r>
-              <m:r>
-                <w:rPr>
-                  <w:rFonts w:ascii="Cambria Math" w:hAnsi="Cambria Math" w:cs="Times New Roman"/>
-                  <w:szCs w:val="28"/>
-                </w:rPr>
-                <m:t>x</m:t>
+                <m:t>2x</m:t>
               </m:r>
             </m:e>
             <m:sup>
@@ -8446,23 +8103,7 @@
           <w:iCs/>
           <w:szCs w:val="28"/>
         </w:rPr>
-        <w:t xml:space="preserve">Вершина </w:t>
-      </w:r>
-      <w:r>
-        <w:rPr>
-          <w:rFonts w:cs="Times New Roman"/>
-          <w:iCs/>
-          <w:szCs w:val="28"/>
-        </w:rPr>
-        <w:t>8</w:t>
-      </w:r>
-      <w:r>
-        <w:rPr>
-          <w:rFonts w:cs="Times New Roman"/>
-          <w:iCs/>
-          <w:szCs w:val="28"/>
-        </w:rPr>
-        <w:t>:</w:t>
+        <w:t>Вершина 8:</w:t>
       </w:r>
     </w:p>
     <w:p>
@@ -8514,14 +8155,7 @@
               <w:rFonts w:ascii="Cambria Math" w:hAnsi="Cambria Math" w:cs="Times New Roman"/>
               <w:szCs w:val="28"/>
             </w:rPr>
-            <m:t>(x)=</m:t>
-          </m:r>
-          <m:r>
-            <w:rPr>
-              <w:rFonts w:ascii="Cambria Math" w:hAnsi="Cambria Math" w:cs="Times New Roman"/>
-              <w:szCs w:val="28"/>
-            </w:rPr>
-            <m:t>x+</m:t>
+            <m:t>(x)=x+</m:t>
           </m:r>
           <m:sSup>
             <m:sSupPr>
@@ -8577,14 +8211,7 @@
                   <w:rFonts w:ascii="Cambria Math" w:hAnsi="Cambria Math" w:cs="Times New Roman"/>
                   <w:szCs w:val="28"/>
                 </w:rPr>
-                <m:t>2</m:t>
-              </m:r>
-              <m:r>
-                <w:rPr>
-                  <w:rFonts w:ascii="Cambria Math" w:hAnsi="Cambria Math" w:cs="Times New Roman"/>
-                  <w:szCs w:val="28"/>
-                </w:rPr>
-                <m:t>x</m:t>
+                <m:t>2x</m:t>
               </m:r>
             </m:e>
             <m:sup>
@@ -8658,14 +8285,7 @@
                   <w:rFonts w:ascii="Cambria Math" w:hAnsi="Cambria Math" w:cs="Times New Roman"/>
                   <w:szCs w:val="28"/>
                 </w:rPr>
-                <m:t>2</m:t>
-              </m:r>
-              <m:r>
-                <w:rPr>
-                  <w:rFonts w:ascii="Cambria Math" w:hAnsi="Cambria Math" w:cs="Times New Roman"/>
-                  <w:szCs w:val="28"/>
-                </w:rPr>
-                <m:t>x</m:t>
+                <m:t>2x</m:t>
               </m:r>
             </m:e>
             <m:sup>
@@ -9120,315 +8740,6 @@
         <w:jc w:val="both"/>
         <w:rPr>
           <w:rFonts w:cs="Times New Roman"/>
-          <w:iCs/>
-          <w:szCs w:val="28"/>
-        </w:rPr>
-      </w:pPr>
-      <w:r>
-        <w:rPr>
-          <w:rFonts w:cs="Times New Roman"/>
-          <w:iCs/>
-          <w:szCs w:val="28"/>
-        </w:rPr>
-        <w:t>Вершина 2 имеет наибольшее количество инцидентных рёбер среди центральных вершин и участвует в большом количестве путей, поэтому её производящая функция содержит наибольшие коэффициенты:</w:t>
-      </w:r>
-    </w:p>
-    <w:p>
-      <w:pPr>
-        <w:pStyle w:val="a7"/>
-        <w:spacing w:before="0" w:beforeAutospacing="0" w:after="0" w:afterAutospacing="0"/>
-        <w:ind w:left="0"/>
-        <w:jc w:val="both"/>
-        <w:rPr>
-          <w:rFonts w:cs="Times New Roman"/>
-          <w:iCs/>
-          <w:szCs w:val="28"/>
-        </w:rPr>
-      </w:pPr>
-      <m:oMathPara>
-        <m:oMath>
-          <m:sSub>
-            <m:sSubPr>
-              <m:ctrlPr>
-                <w:rPr>
-                  <w:rFonts w:ascii="Cambria Math" w:hAnsi="Cambria Math" w:cs="Times New Roman"/>
-                  <w:i/>
-                  <w:iCs/>
-                  <w:szCs w:val="28"/>
-                </w:rPr>
-              </m:ctrlPr>
-            </m:sSubPr>
-            <m:e>
-              <m:r>
-                <w:rPr>
-                  <w:rFonts w:ascii="Cambria Math" w:hAnsi="Cambria Math" w:cs="Times New Roman"/>
-                  <w:szCs w:val="28"/>
-                </w:rPr>
-                <m:t>φ</m:t>
-              </m:r>
-            </m:e>
-            <m:sub>
-              <m:r>
-                <w:rPr>
-                  <w:rFonts w:ascii="Cambria Math" w:hAnsi="Cambria Math" w:cs="Times New Roman"/>
-                  <w:szCs w:val="28"/>
-                </w:rPr>
-                <m:t>2</m:t>
-              </m:r>
-            </m:sub>
-          </m:sSub>
-          <m:r>
-            <w:rPr>
-              <w:rFonts w:ascii="Cambria Math" w:hAnsi="Cambria Math" w:cs="Times New Roman"/>
-              <w:szCs w:val="28"/>
-            </w:rPr>
-            <m:t>(x)</m:t>
-          </m:r>
-          <m:r>
-            <w:rPr>
-              <w:rFonts w:ascii="Cambria Math" w:hAnsi="Cambria Math" w:cs="Times New Roman"/>
-              <w:szCs w:val="28"/>
-            </w:rPr>
-            <m:t>=</m:t>
-          </m:r>
-          <m:r>
-            <w:rPr>
-              <w:rFonts w:ascii="Cambria Math" w:hAnsi="Cambria Math" w:cs="Times New Roman"/>
-              <w:szCs w:val="28"/>
-            </w:rPr>
-            <m:t>x+</m:t>
-          </m:r>
-          <m:sSup>
-            <m:sSupPr>
-              <m:ctrlPr>
-                <w:rPr>
-                  <w:rFonts w:ascii="Cambria Math" w:hAnsi="Cambria Math" w:cs="Times New Roman"/>
-                  <w:i/>
-                  <w:iCs/>
-                  <w:szCs w:val="28"/>
-                </w:rPr>
-              </m:ctrlPr>
-            </m:sSupPr>
-            <m:e>
-              <m:r>
-                <w:rPr>
-                  <w:rFonts w:ascii="Cambria Math" w:hAnsi="Cambria Math" w:cs="Times New Roman"/>
-                  <w:szCs w:val="28"/>
-                </w:rPr>
-                <m:t>3</m:t>
-              </m:r>
-              <m:r>
-                <w:rPr>
-                  <w:rFonts w:ascii="Cambria Math" w:hAnsi="Cambria Math" w:cs="Times New Roman"/>
-                  <w:szCs w:val="28"/>
-                </w:rPr>
-                <m:t>x</m:t>
-              </m:r>
-            </m:e>
-            <m:sup>
-              <m:r>
-                <w:rPr>
-                  <w:rFonts w:ascii="Cambria Math" w:hAnsi="Cambria Math" w:cs="Times New Roman"/>
-                  <w:szCs w:val="28"/>
-                </w:rPr>
-                <m:t>2</m:t>
-              </m:r>
-            </m:sup>
-          </m:sSup>
-          <m:r>
-            <w:rPr>
-              <w:rFonts w:ascii="Cambria Math" w:hAnsi="Cambria Math" w:cs="Times New Roman"/>
-              <w:szCs w:val="28"/>
-            </w:rPr>
-            <m:t>+</m:t>
-          </m:r>
-          <m:sSup>
-            <m:sSupPr>
-              <m:ctrlPr>
-                <w:rPr>
-                  <w:rFonts w:ascii="Cambria Math" w:hAnsi="Cambria Math" w:cs="Times New Roman"/>
-                  <w:i/>
-                  <w:iCs/>
-                  <w:szCs w:val="28"/>
-                </w:rPr>
-              </m:ctrlPr>
-            </m:sSupPr>
-            <m:e>
-              <m:r>
-                <w:rPr>
-                  <w:rFonts w:ascii="Cambria Math" w:hAnsi="Cambria Math" w:cs="Times New Roman"/>
-                  <w:szCs w:val="28"/>
-                </w:rPr>
-                <m:t>5</m:t>
-              </m:r>
-              <m:r>
-                <w:rPr>
-                  <w:rFonts w:ascii="Cambria Math" w:hAnsi="Cambria Math" w:cs="Times New Roman"/>
-                  <w:szCs w:val="28"/>
-                </w:rPr>
-                <m:t>x</m:t>
-              </m:r>
-            </m:e>
-            <m:sup>
-              <m:r>
-                <w:rPr>
-                  <w:rFonts w:ascii="Cambria Math" w:hAnsi="Cambria Math" w:cs="Times New Roman"/>
-                  <w:szCs w:val="28"/>
-                </w:rPr>
-                <m:t>3</m:t>
-              </m:r>
-            </m:sup>
-          </m:sSup>
-          <m:r>
-            <w:rPr>
-              <w:rFonts w:ascii="Cambria Math" w:hAnsi="Cambria Math" w:cs="Times New Roman"/>
-              <w:szCs w:val="28"/>
-            </w:rPr>
-            <m:t>+</m:t>
-          </m:r>
-          <m:sSup>
-            <m:sSupPr>
-              <m:ctrlPr>
-                <w:rPr>
-                  <w:rFonts w:ascii="Cambria Math" w:hAnsi="Cambria Math" w:cs="Times New Roman"/>
-                  <w:i/>
-                  <w:iCs/>
-                  <w:szCs w:val="28"/>
-                </w:rPr>
-              </m:ctrlPr>
-            </m:sSupPr>
-            <m:e>
-              <m:r>
-                <w:rPr>
-                  <w:rFonts w:ascii="Cambria Math" w:hAnsi="Cambria Math" w:cs="Times New Roman"/>
-                  <w:szCs w:val="28"/>
-                </w:rPr>
-                <m:t>6</m:t>
-              </m:r>
-              <m:r>
-                <w:rPr>
-                  <w:rFonts w:ascii="Cambria Math" w:hAnsi="Cambria Math" w:cs="Times New Roman"/>
-                  <w:szCs w:val="28"/>
-                </w:rPr>
-                <m:t>x</m:t>
-              </m:r>
-            </m:e>
-            <m:sup>
-              <m:r>
-                <w:rPr>
-                  <w:rFonts w:ascii="Cambria Math" w:hAnsi="Cambria Math" w:cs="Times New Roman"/>
-                  <w:szCs w:val="28"/>
-                </w:rPr>
-                <m:t>4</m:t>
-              </m:r>
-            </m:sup>
-          </m:sSup>
-          <m:r>
-            <w:rPr>
-              <w:rFonts w:ascii="Cambria Math" w:hAnsi="Cambria Math" w:cs="Times New Roman"/>
-              <w:szCs w:val="28"/>
-            </w:rPr>
-            <m:t>+</m:t>
-          </m:r>
-          <m:sSup>
-            <m:sSupPr>
-              <m:ctrlPr>
-                <w:rPr>
-                  <w:rFonts w:ascii="Cambria Math" w:hAnsi="Cambria Math" w:cs="Times New Roman"/>
-                  <w:i/>
-                  <w:iCs/>
-                  <w:szCs w:val="28"/>
-                </w:rPr>
-              </m:ctrlPr>
-            </m:sSupPr>
-            <m:e>
-              <m:r>
-                <w:rPr>
-                  <w:rFonts w:ascii="Cambria Math" w:hAnsi="Cambria Math" w:cs="Times New Roman"/>
-                  <w:szCs w:val="28"/>
-                </w:rPr>
-                <m:t>5</m:t>
-              </m:r>
-              <m:r>
-                <w:rPr>
-                  <w:rFonts w:ascii="Cambria Math" w:hAnsi="Cambria Math" w:cs="Times New Roman"/>
-                  <w:szCs w:val="28"/>
-                </w:rPr>
-                <m:t>x</m:t>
-              </m:r>
-            </m:e>
-            <m:sup>
-              <m:r>
-                <w:rPr>
-                  <w:rFonts w:ascii="Cambria Math" w:hAnsi="Cambria Math" w:cs="Times New Roman"/>
-                  <w:szCs w:val="28"/>
-                </w:rPr>
-                <m:t>5</m:t>
-              </m:r>
-            </m:sup>
-          </m:sSup>
-          <m:r>
-            <w:rPr>
-              <w:rFonts w:ascii="Cambria Math" w:hAnsi="Cambria Math" w:cs="Times New Roman"/>
-              <w:szCs w:val="28"/>
-            </w:rPr>
-            <m:t>+</m:t>
-          </m:r>
-          <m:sSup>
-            <m:sSupPr>
-              <m:ctrlPr>
-                <w:rPr>
-                  <w:rFonts w:ascii="Cambria Math" w:hAnsi="Cambria Math" w:cs="Times New Roman"/>
-                  <w:i/>
-                  <w:iCs/>
-                  <w:szCs w:val="28"/>
-                </w:rPr>
-              </m:ctrlPr>
-            </m:sSupPr>
-            <m:e>
-              <m:r>
-                <w:rPr>
-                  <w:rFonts w:ascii="Cambria Math" w:hAnsi="Cambria Math" w:cs="Times New Roman"/>
-                  <w:szCs w:val="28"/>
-                </w:rPr>
-                <m:t>2</m:t>
-              </m:r>
-              <m:r>
-                <w:rPr>
-                  <w:rFonts w:ascii="Cambria Math" w:hAnsi="Cambria Math" w:cs="Times New Roman"/>
-                  <w:szCs w:val="28"/>
-                </w:rPr>
-                <m:t>x</m:t>
-              </m:r>
-            </m:e>
-            <m:sup>
-              <m:r>
-                <w:rPr>
-                  <w:rFonts w:ascii="Cambria Math" w:hAnsi="Cambria Math" w:cs="Times New Roman"/>
-                  <w:szCs w:val="28"/>
-                </w:rPr>
-                <m:t>6</m:t>
-              </m:r>
-            </m:sup>
-          </m:sSup>
-          <m:r>
-            <w:rPr>
-              <w:rFonts w:ascii="Cambria Math" w:hAnsi="Cambria Math" w:cs="Times New Roman"/>
-              <w:szCs w:val="28"/>
-            </w:rPr>
-            <m:t>.</m:t>
-          </m:r>
-        </m:oMath>
-      </m:oMathPara>
-    </w:p>
-    <w:p>
-      <w:pPr>
-        <w:pStyle w:val="a7"/>
-        <w:spacing w:before="0" w:beforeAutospacing="0" w:after="0" w:afterAutospacing="0"/>
-        <w:ind w:left="0"/>
-        <w:jc w:val="both"/>
-        <w:rPr>
-          <w:rFonts w:cs="Times New Roman"/>
           <w:b/>
           <w:bCs/>
           <w:iCs/>
@@ -13162,29 +12473,7 @@
           <w:szCs w:val="16"/>
           <w:lang w:val="en-US"/>
         </w:rPr>
-        <w:t xml:space="preserve">(paths) </w:t>
-      </w:r>
-      <w:proofErr w:type="spellStart"/>
-      <w:r>
-        <w:rPr>
-          <w:rFonts w:ascii="Courier New" w:eastAsia="Times New Roman" w:hAnsi="Courier New"/>
-          <w:color w:val="auto"/>
-          <w:sz w:val="16"/>
-          <w:szCs w:val="16"/>
-          <w:lang w:val="en-US"/>
-        </w:rPr>
-        <w:t>for m</w:t>
-      </w:r>
-      <w:proofErr w:type="spellEnd"/>
-      <w:r>
-        <w:rPr>
-          <w:rFonts w:ascii="Courier New" w:eastAsia="Times New Roman" w:hAnsi="Courier New"/>
-          <w:color w:val="auto"/>
-          <w:sz w:val="16"/>
-          <w:szCs w:val="16"/>
-          <w:lang w:val="en-US"/>
-        </w:rPr>
-        <w:t xml:space="preserve">, paths in </w:t>
+        <w:t xml:space="preserve">(paths) for m, paths in </w:t>
       </w:r>
       <w:proofErr w:type="spellStart"/>
       <w:r>
@@ -20984,29 +20273,7 @@
           <w:szCs w:val="16"/>
           <w:lang w:val="en-US"/>
         </w:rPr>
-        <w:t xml:space="preserve">_{m}={c}" </w:t>
-      </w:r>
-      <w:proofErr w:type="spellStart"/>
-      <w:r>
-        <w:rPr>
-          <w:rFonts w:ascii="Courier New" w:eastAsia="Times New Roman" w:hAnsi="Courier New"/>
-          <w:color w:val="auto"/>
-          <w:sz w:val="16"/>
-          <w:szCs w:val="16"/>
-          <w:lang w:val="en-US"/>
-        </w:rPr>
-        <w:t>for m</w:t>
-      </w:r>
-      <w:proofErr w:type="spellEnd"/>
-      <w:r>
-        <w:rPr>
-          <w:rFonts w:ascii="Courier New" w:eastAsia="Times New Roman" w:hAnsi="Courier New"/>
-          <w:color w:val="auto"/>
-          <w:sz w:val="16"/>
-          <w:szCs w:val="16"/>
-          <w:lang w:val="en-US"/>
-        </w:rPr>
-        <w:t>, c in sorted(</w:t>
+        <w:t>_{m}={c}" for m, c in sorted(</w:t>
       </w:r>
       <w:proofErr w:type="spellStart"/>
       <w:r>
@@ -21061,29 +20328,7 @@
           <w:szCs w:val="16"/>
           <w:lang w:val="en-US"/>
         </w:rPr>
-        <w:t xml:space="preserve"> = {m - 1: c </w:t>
-      </w:r>
-      <w:proofErr w:type="spellStart"/>
-      <w:r>
-        <w:rPr>
-          <w:rFonts w:ascii="Courier New" w:eastAsia="Times New Roman" w:hAnsi="Courier New"/>
-          <w:color w:val="auto"/>
-          <w:sz w:val="16"/>
-          <w:szCs w:val="16"/>
-          <w:lang w:val="en-US"/>
-        </w:rPr>
-        <w:t>for m</w:t>
-      </w:r>
-      <w:proofErr w:type="spellEnd"/>
-      <w:r>
-        <w:rPr>
-          <w:rFonts w:ascii="Courier New" w:eastAsia="Times New Roman" w:hAnsi="Courier New"/>
-          <w:color w:val="auto"/>
-          <w:sz w:val="16"/>
-          <w:szCs w:val="16"/>
-          <w:lang w:val="en-US"/>
-        </w:rPr>
-        <w:t xml:space="preserve">, c in </w:t>
+        <w:t xml:space="preserve"> = {m - 1: c for m, c in </w:t>
       </w:r>
       <w:proofErr w:type="spellStart"/>
       <w:r>
@@ -24314,8 +23559,20 @@
           <w:lang w:val="en-US"/>
         </w:rPr>
         <w:br/>
-        <w:t xml:space="preserve">    )</w:t>
-      </w:r>
+        <w:t xml:space="preserve">  </w:t>
+      </w:r>
+      <w:proofErr w:type="gramStart"/>
+      <w:r>
+        <w:rPr>
+          <w:rFonts w:ascii="Courier New" w:eastAsia="Times New Roman" w:hAnsi="Courier New"/>
+          <w:color w:val="auto"/>
+          <w:sz w:val="16"/>
+          <w:szCs w:val="16"/>
+          <w:lang w:val="en-US"/>
+        </w:rPr>
+        <w:t xml:space="preserve">  )</w:t>
+      </w:r>
+      <w:proofErr w:type="gramEnd"/>
       <w:r>
         <w:rPr>
           <w:rFonts w:ascii="Courier New" w:eastAsia="Times New Roman" w:hAnsi="Courier New"/>
@@ -24357,18 +23614,40 @@
           <w:szCs w:val="16"/>
           <w:lang w:val="en-US"/>
         </w:rPr>
-        <w:t>solve_graph_task</w:t>
-      </w:r>
-      <w:proofErr w:type="spellEnd"/>
-      <w:r>
-        <w:rPr>
-          <w:rFonts w:ascii="Courier New" w:eastAsia="Times New Roman" w:hAnsi="Courier New"/>
-          <w:color w:val="auto"/>
-          <w:sz w:val="16"/>
-          <w:szCs w:val="16"/>
-          <w:lang w:val="en-US"/>
-        </w:rPr>
-        <w:t>()</w:t>
+        <w:t>solve_graph_</w:t>
+      </w:r>
+      <w:proofErr w:type="gramStart"/>
+      <w:r>
+        <w:rPr>
+          <w:rFonts w:ascii="Courier New" w:eastAsia="Times New Roman" w:hAnsi="Courier New"/>
+          <w:color w:val="auto"/>
+          <w:sz w:val="16"/>
+          <w:szCs w:val="16"/>
+          <w:lang w:val="en-US"/>
+        </w:rPr>
+        <w:t>task</w:t>
+      </w:r>
+      <w:proofErr w:type="spellEnd"/>
+      <w:r>
+        <w:rPr>
+          <w:rFonts w:ascii="Courier New" w:eastAsia="Times New Roman" w:hAnsi="Courier New"/>
+          <w:color w:val="auto"/>
+          <w:sz w:val="16"/>
+          <w:szCs w:val="16"/>
+          <w:lang w:val="en-US"/>
+        </w:rPr>
+        <w:t>(</w:t>
+      </w:r>
+      <w:proofErr w:type="gramEnd"/>
+      <w:r>
+        <w:rPr>
+          <w:rFonts w:ascii="Courier New" w:eastAsia="Times New Roman" w:hAnsi="Courier New"/>
+          <w:color w:val="auto"/>
+          <w:sz w:val="16"/>
+          <w:szCs w:val="16"/>
+          <w:lang w:val="en-US"/>
+        </w:rPr>
+        <w:t>)</w:t>
       </w:r>
     </w:p>
     <w:sectPr>

--- a/bonus_labs/Reports/ИУ8-105_Шекунов_л7.docx
+++ b/bonus_labs/Reports/ИУ8-105_Шекунов_л7.docx
@@ -1768,7 +1768,7 @@
           <w:szCs w:val="28"/>
         </w:rPr>
         <w:drawing>
-          <wp:inline distT="0" distB="0" distL="0" distR="0" wp14:anchorId="2F719FC0" wp14:editId="40B13A4B">
+          <wp:inline distT="0" distB="0" distL="0" distR="0" wp14:anchorId="2F719FC0" wp14:editId="23766FC0">
             <wp:extent cx="5095913" cy="3614468"/>
             <wp:effectExtent l="0" t="0" r="0" b="5080"/>
             <wp:docPr id="83899602" name="Рисунок 1"/>
@@ -2375,14 +2375,7 @@
                   <w:rFonts w:ascii="Cambria Math" w:hAnsi="Cambria Math" w:cs="Times New Roman"/>
                   <w:szCs w:val="28"/>
                 </w:rPr>
-                <m:t>k≥1</m:t>
-              </m:r>
-              <m:r>
-                <w:rPr>
-                  <w:rFonts w:ascii="Cambria Math" w:hAnsi="Cambria Math" w:cs="Times New Roman"/>
-                  <w:szCs w:val="28"/>
-                </w:rPr>
-                <m:t xml:space="preserve"> </m:t>
+                <m:t xml:space="preserve">k≥1 </m:t>
               </m:r>
             </m:sub>
             <m:sup/>
@@ -2436,14 +2429,7 @@
                       <w:rFonts w:ascii="Cambria Math" w:hAnsi="Cambria Math" w:cs="Times New Roman"/>
                       <w:szCs w:val="28"/>
                     </w:rPr>
-                    <m:t>k</m:t>
-                  </m:r>
-                  <m:r>
-                    <w:rPr>
-                      <w:rFonts w:ascii="Cambria Math" w:hAnsi="Cambria Math" w:cs="Times New Roman"/>
-                      <w:szCs w:val="28"/>
-                    </w:rPr>
-                    <m:t>+1</m:t>
+                    <m:t>k+1</m:t>
                   </m:r>
                 </m:den>
               </m:f>
@@ -8771,8 +8757,576 @@
           <w:rFonts w:cs="Times New Roman"/>
           <w:szCs w:val="28"/>
         </w:rPr>
-        <w:t>В ходе работы была построена производящая функция для каждой вершины заданного дерева и вычислены соответствующие компоненты вектора Майерсона. Для вершины 1 дополнительно выполнен подробный рекурсивный расчёт, который совпал с результатом прямого перебора путей.</w:t>
-      </w:r>
+        <w:t>В ходе работы была построена производящая функция для каждой вершины заданного дерева и вычислены соответствующие компоненты вектора Майерсона. Для вершины 1 дополнительно выполнен подробный рекурсивный расчёт.</w:t>
+      </w:r>
+    </w:p>
+    <w:p>
+      <w:pPr>
+        <w:pStyle w:val="a7"/>
+        <w:spacing w:before="0" w:beforeAutospacing="0" w:after="0" w:afterAutospacing="0"/>
+        <w:ind w:left="0"/>
+        <w:jc w:val="both"/>
+        <w:rPr>
+          <w:rFonts w:cs="Times New Roman"/>
+          <w:iCs/>
+          <w:szCs w:val="28"/>
+        </w:rPr>
+      </w:pPr>
+      <w:r>
+        <w:rPr>
+          <w:rFonts w:cs="Times New Roman"/>
+          <w:iCs/>
+          <w:szCs w:val="28"/>
+        </w:rPr>
+        <w:t>Результаты для вершин</w:t>
+      </w:r>
+      <w:r>
+        <w:rPr>
+          <w:rFonts w:cs="Times New Roman"/>
+          <w:iCs/>
+          <w:szCs w:val="28"/>
+        </w:rPr>
+        <w:t>ы 1</w:t>
+      </w:r>
+      <w:r>
+        <w:rPr>
+          <w:rFonts w:cs="Times New Roman"/>
+          <w:iCs/>
+          <w:szCs w:val="28"/>
+        </w:rPr>
+        <w:t>:</w:t>
+      </w:r>
+    </w:p>
+    <w:p>
+      <w:pPr>
+        <w:pStyle w:val="a7"/>
+        <w:spacing w:before="0" w:beforeAutospacing="0" w:after="0" w:afterAutospacing="0"/>
+        <w:ind w:left="0"/>
+        <w:jc w:val="both"/>
+        <w:rPr>
+          <w:rFonts w:cs="Times New Roman"/>
+          <w:iCs/>
+          <w:szCs w:val="28"/>
+        </w:rPr>
+      </w:pPr>
+      <m:oMathPara>
+        <m:oMath>
+          <m:sSub>
+            <m:sSubPr>
+              <m:ctrlPr>
+                <w:rPr>
+                  <w:rFonts w:ascii="Cambria Math" w:hAnsi="Cambria Math" w:cs="Times New Roman"/>
+                  <w:i/>
+                  <w:iCs/>
+                  <w:szCs w:val="28"/>
+                </w:rPr>
+              </m:ctrlPr>
+            </m:sSubPr>
+            <m:e>
+              <m:r>
+                <w:rPr>
+                  <w:rFonts w:ascii="Cambria Math" w:hAnsi="Cambria Math" w:cs="Times New Roman"/>
+                  <w:szCs w:val="28"/>
+                </w:rPr>
+                <m:t>φ</m:t>
+              </m:r>
+            </m:e>
+            <m:sub>
+              <m:r>
+                <w:rPr>
+                  <w:rFonts w:ascii="Cambria Math" w:hAnsi="Cambria Math" w:cs="Times New Roman"/>
+                  <w:szCs w:val="28"/>
+                </w:rPr>
+                <m:t>1</m:t>
+              </m:r>
+            </m:sub>
+          </m:sSub>
+          <m:r>
+            <w:rPr>
+              <w:rFonts w:ascii="Cambria Math" w:hAnsi="Cambria Math" w:cs="Times New Roman"/>
+              <w:szCs w:val="28"/>
+            </w:rPr>
+            <m:t>(x)=x+2</m:t>
+          </m:r>
+          <m:sSup>
+            <m:sSupPr>
+              <m:ctrlPr>
+                <w:rPr>
+                  <w:rFonts w:ascii="Cambria Math" w:hAnsi="Cambria Math" w:cs="Times New Roman"/>
+                  <w:i/>
+                  <w:iCs/>
+                  <w:szCs w:val="28"/>
+                </w:rPr>
+              </m:ctrlPr>
+            </m:sSupPr>
+            <m:e>
+              <m:r>
+                <w:rPr>
+                  <w:rFonts w:ascii="Cambria Math" w:hAnsi="Cambria Math" w:cs="Times New Roman"/>
+                  <w:szCs w:val="28"/>
+                </w:rPr>
+                <m:t>x</m:t>
+              </m:r>
+            </m:e>
+            <m:sup>
+              <m:r>
+                <w:rPr>
+                  <w:rFonts w:ascii="Cambria Math" w:hAnsi="Cambria Math" w:cs="Times New Roman"/>
+                  <w:szCs w:val="28"/>
+                </w:rPr>
+                <m:t>2</m:t>
+              </m:r>
+            </m:sup>
+          </m:sSup>
+          <m:r>
+            <w:rPr>
+              <w:rFonts w:ascii="Cambria Math" w:hAnsi="Cambria Math" w:cs="Times New Roman"/>
+              <w:szCs w:val="28"/>
+            </w:rPr>
+            <m:t>+5</m:t>
+          </m:r>
+          <m:sSup>
+            <m:sSupPr>
+              <m:ctrlPr>
+                <w:rPr>
+                  <w:rFonts w:ascii="Cambria Math" w:hAnsi="Cambria Math" w:cs="Times New Roman"/>
+                  <w:i/>
+                  <w:iCs/>
+                  <w:szCs w:val="28"/>
+                </w:rPr>
+              </m:ctrlPr>
+            </m:sSupPr>
+            <m:e>
+              <m:r>
+                <w:rPr>
+                  <w:rFonts w:ascii="Cambria Math" w:hAnsi="Cambria Math" w:cs="Times New Roman"/>
+                  <w:szCs w:val="28"/>
+                </w:rPr>
+                <m:t>x</m:t>
+              </m:r>
+            </m:e>
+            <m:sup>
+              <m:r>
+                <w:rPr>
+                  <w:rFonts w:ascii="Cambria Math" w:hAnsi="Cambria Math" w:cs="Times New Roman"/>
+                  <w:szCs w:val="28"/>
+                </w:rPr>
+                <m:t>3</m:t>
+              </m:r>
+            </m:sup>
+          </m:sSup>
+          <m:r>
+            <w:rPr>
+              <w:rFonts w:ascii="Cambria Math" w:hAnsi="Cambria Math" w:cs="Times New Roman"/>
+              <w:szCs w:val="28"/>
+            </w:rPr>
+            <m:t>+5</m:t>
+          </m:r>
+          <m:sSup>
+            <m:sSupPr>
+              <m:ctrlPr>
+                <w:rPr>
+                  <w:rFonts w:ascii="Cambria Math" w:hAnsi="Cambria Math" w:cs="Times New Roman"/>
+                  <w:i/>
+                  <w:iCs/>
+                  <w:szCs w:val="28"/>
+                </w:rPr>
+              </m:ctrlPr>
+            </m:sSupPr>
+            <m:e>
+              <m:r>
+                <w:rPr>
+                  <w:rFonts w:ascii="Cambria Math" w:hAnsi="Cambria Math" w:cs="Times New Roman"/>
+                  <w:szCs w:val="28"/>
+                </w:rPr>
+                <m:t>x</m:t>
+              </m:r>
+            </m:e>
+            <m:sup>
+              <m:r>
+                <w:rPr>
+                  <w:rFonts w:ascii="Cambria Math" w:hAnsi="Cambria Math" w:cs="Times New Roman"/>
+                  <w:szCs w:val="28"/>
+                </w:rPr>
+                <m:t>4</m:t>
+              </m:r>
+            </m:sup>
+          </m:sSup>
+          <m:r>
+            <w:rPr>
+              <w:rFonts w:ascii="Cambria Math" w:hAnsi="Cambria Math" w:cs="Times New Roman"/>
+              <w:szCs w:val="28"/>
+            </w:rPr>
+            <m:t>+5</m:t>
+          </m:r>
+          <m:sSup>
+            <m:sSupPr>
+              <m:ctrlPr>
+                <w:rPr>
+                  <w:rFonts w:ascii="Cambria Math" w:hAnsi="Cambria Math" w:cs="Times New Roman"/>
+                  <w:i/>
+                  <w:iCs/>
+                  <w:szCs w:val="28"/>
+                </w:rPr>
+              </m:ctrlPr>
+            </m:sSupPr>
+            <m:e>
+              <m:r>
+                <w:rPr>
+                  <w:rFonts w:ascii="Cambria Math" w:hAnsi="Cambria Math" w:cs="Times New Roman"/>
+                  <w:szCs w:val="28"/>
+                </w:rPr>
+                <m:t>x</m:t>
+              </m:r>
+            </m:e>
+            <m:sup>
+              <m:r>
+                <w:rPr>
+                  <w:rFonts w:ascii="Cambria Math" w:hAnsi="Cambria Math" w:cs="Times New Roman"/>
+                  <w:szCs w:val="28"/>
+                </w:rPr>
+                <m:t>5</m:t>
+              </m:r>
+            </m:sup>
+          </m:sSup>
+          <m:r>
+            <w:rPr>
+              <w:rFonts w:ascii="Cambria Math" w:hAnsi="Cambria Math" w:cs="Times New Roman"/>
+              <w:szCs w:val="28"/>
+            </w:rPr>
+            <m:t>+2</m:t>
+          </m:r>
+          <m:sSup>
+            <m:sSupPr>
+              <m:ctrlPr>
+                <w:rPr>
+                  <w:rFonts w:ascii="Cambria Math" w:hAnsi="Cambria Math" w:cs="Times New Roman"/>
+                  <w:i/>
+                  <w:iCs/>
+                  <w:szCs w:val="28"/>
+                </w:rPr>
+              </m:ctrlPr>
+            </m:sSupPr>
+            <m:e>
+              <m:r>
+                <w:rPr>
+                  <w:rFonts w:ascii="Cambria Math" w:hAnsi="Cambria Math" w:cs="Times New Roman"/>
+                  <w:szCs w:val="28"/>
+                </w:rPr>
+                <m:t>x</m:t>
+              </m:r>
+            </m:e>
+            <m:sup>
+              <m:r>
+                <w:rPr>
+                  <w:rFonts w:ascii="Cambria Math" w:hAnsi="Cambria Math" w:cs="Times New Roman"/>
+                  <w:szCs w:val="28"/>
+                </w:rPr>
+                <m:t>6</m:t>
+              </m:r>
+            </m:sup>
+          </m:sSup>
+          <m:r>
+            <w:rPr>
+              <w:rFonts w:ascii="Cambria Math" w:hAnsi="Cambria Math" w:cs="Times New Roman"/>
+              <w:szCs w:val="28"/>
+            </w:rPr>
+            <m:t>.</m:t>
+          </m:r>
+        </m:oMath>
+      </m:oMathPara>
+    </w:p>
+    <w:p>
+      <w:pPr>
+        <w:pStyle w:val="a7"/>
+        <w:spacing w:before="0" w:beforeAutospacing="0" w:after="0" w:afterAutospacing="0"/>
+        <w:ind w:left="0"/>
+        <w:jc w:val="both"/>
+        <w:rPr>
+          <w:rFonts w:cs="Times New Roman"/>
+          <w:iCs/>
+          <w:szCs w:val="28"/>
+        </w:rPr>
+      </w:pPr>
+      <m:oMathPara>
+        <m:oMath>
+          <m:sSub>
+            <m:sSubPr>
+              <m:ctrlPr>
+                <w:rPr>
+                  <w:rFonts w:ascii="Cambria Math" w:hAnsi="Cambria Math" w:cs="Times New Roman"/>
+                  <w:i/>
+                  <w:iCs/>
+                  <w:szCs w:val="28"/>
+                </w:rPr>
+              </m:ctrlPr>
+            </m:sSubPr>
+            <m:e>
+              <m:r>
+                <w:rPr>
+                  <w:rFonts w:ascii="Cambria Math" w:hAnsi="Cambria Math" w:cs="Times New Roman"/>
+                  <w:szCs w:val="28"/>
+                </w:rPr>
+                <m:t>Y</m:t>
+              </m:r>
+            </m:e>
+            <m:sub>
+              <m:r>
+                <w:rPr>
+                  <w:rFonts w:ascii="Cambria Math" w:hAnsi="Cambria Math" w:cs="Times New Roman"/>
+                  <w:szCs w:val="28"/>
+                </w:rPr>
+                <m:t>1</m:t>
+              </m:r>
+            </m:sub>
+          </m:sSub>
+          <m:r>
+            <w:rPr>
+              <w:rFonts w:ascii="Cambria Math" w:hAnsi="Cambria Math" w:cs="Times New Roman"/>
+              <w:szCs w:val="28"/>
+            </w:rPr>
+            <m:t>(v,g)=r+</m:t>
+          </m:r>
+          <m:f>
+            <m:fPr>
+              <m:ctrlPr>
+                <w:rPr>
+                  <w:rFonts w:ascii="Cambria Math" w:hAnsi="Cambria Math" w:cs="Times New Roman"/>
+                  <w:i/>
+                  <w:iCs/>
+                  <w:szCs w:val="28"/>
+                </w:rPr>
+              </m:ctrlPr>
+            </m:fPr>
+            <m:num>
+              <m:r>
+                <w:rPr>
+                  <w:rFonts w:ascii="Cambria Math" w:hAnsi="Cambria Math" w:cs="Times New Roman"/>
+                  <w:szCs w:val="28"/>
+                </w:rPr>
+                <m:t>5</m:t>
+              </m:r>
+            </m:num>
+            <m:den>
+              <m:r>
+                <w:rPr>
+                  <w:rFonts w:ascii="Cambria Math" w:hAnsi="Cambria Math" w:cs="Times New Roman"/>
+                  <w:szCs w:val="28"/>
+                </w:rPr>
+                <m:t>3</m:t>
+              </m:r>
+            </m:den>
+          </m:f>
+          <m:sSup>
+            <m:sSupPr>
+              <m:ctrlPr>
+                <w:rPr>
+                  <w:rFonts w:ascii="Cambria Math" w:hAnsi="Cambria Math" w:cs="Times New Roman"/>
+                  <w:i/>
+                  <w:iCs/>
+                  <w:szCs w:val="28"/>
+                </w:rPr>
+              </m:ctrlPr>
+            </m:sSupPr>
+            <m:e>
+              <m:r>
+                <w:rPr>
+                  <w:rFonts w:ascii="Cambria Math" w:hAnsi="Cambria Math" w:cs="Times New Roman"/>
+                  <w:szCs w:val="28"/>
+                </w:rPr>
+                <m:t>r</m:t>
+              </m:r>
+            </m:e>
+            <m:sup>
+              <m:r>
+                <w:rPr>
+                  <w:rFonts w:ascii="Cambria Math" w:hAnsi="Cambria Math" w:cs="Times New Roman"/>
+                  <w:szCs w:val="28"/>
+                </w:rPr>
+                <m:t>2</m:t>
+              </m:r>
+            </m:sup>
+          </m:sSup>
+          <m:r>
+            <w:rPr>
+              <w:rFonts w:ascii="Cambria Math" w:hAnsi="Cambria Math" w:cs="Times New Roman"/>
+              <w:szCs w:val="28"/>
+            </w:rPr>
+            <m:t>+</m:t>
+          </m:r>
+          <m:f>
+            <m:fPr>
+              <m:ctrlPr>
+                <w:rPr>
+                  <w:rFonts w:ascii="Cambria Math" w:hAnsi="Cambria Math" w:cs="Times New Roman"/>
+                  <w:i/>
+                  <w:iCs/>
+                  <w:szCs w:val="28"/>
+                </w:rPr>
+              </m:ctrlPr>
+            </m:fPr>
+            <m:num>
+              <m:r>
+                <w:rPr>
+                  <w:rFonts w:ascii="Cambria Math" w:hAnsi="Cambria Math" w:cs="Times New Roman"/>
+                  <w:szCs w:val="28"/>
+                </w:rPr>
+                <m:t>5</m:t>
+              </m:r>
+            </m:num>
+            <m:den>
+              <m:r>
+                <w:rPr>
+                  <w:rFonts w:ascii="Cambria Math" w:hAnsi="Cambria Math" w:cs="Times New Roman"/>
+                  <w:szCs w:val="28"/>
+                </w:rPr>
+                <m:t>4</m:t>
+              </m:r>
+            </m:den>
+          </m:f>
+          <m:sSup>
+            <m:sSupPr>
+              <m:ctrlPr>
+                <w:rPr>
+                  <w:rFonts w:ascii="Cambria Math" w:hAnsi="Cambria Math" w:cs="Times New Roman"/>
+                  <w:i/>
+                  <w:iCs/>
+                  <w:szCs w:val="28"/>
+                </w:rPr>
+              </m:ctrlPr>
+            </m:sSupPr>
+            <m:e>
+              <m:r>
+                <w:rPr>
+                  <w:rFonts w:ascii="Cambria Math" w:hAnsi="Cambria Math" w:cs="Times New Roman"/>
+                  <w:szCs w:val="28"/>
+                </w:rPr>
+                <m:t>r</m:t>
+              </m:r>
+            </m:e>
+            <m:sup>
+              <m:r>
+                <w:rPr>
+                  <w:rFonts w:ascii="Cambria Math" w:hAnsi="Cambria Math" w:cs="Times New Roman"/>
+                  <w:szCs w:val="28"/>
+                </w:rPr>
+                <m:t>3</m:t>
+              </m:r>
+            </m:sup>
+          </m:sSup>
+          <m:r>
+            <w:rPr>
+              <w:rFonts w:ascii="Cambria Math" w:hAnsi="Cambria Math" w:cs="Times New Roman"/>
+              <w:szCs w:val="28"/>
+            </w:rPr>
+            <m:t>+</m:t>
+          </m:r>
+          <m:sSup>
+            <m:sSupPr>
+              <m:ctrlPr>
+                <w:rPr>
+                  <w:rFonts w:ascii="Cambria Math" w:hAnsi="Cambria Math" w:cs="Times New Roman"/>
+                  <w:i/>
+                  <w:iCs/>
+                  <w:szCs w:val="28"/>
+                </w:rPr>
+              </m:ctrlPr>
+            </m:sSupPr>
+            <m:e>
+              <m:r>
+                <w:rPr>
+                  <w:rFonts w:ascii="Cambria Math" w:hAnsi="Cambria Math" w:cs="Times New Roman"/>
+                  <w:szCs w:val="28"/>
+                </w:rPr>
+                <m:t>r</m:t>
+              </m:r>
+            </m:e>
+            <m:sup>
+              <m:r>
+                <w:rPr>
+                  <w:rFonts w:ascii="Cambria Math" w:hAnsi="Cambria Math" w:cs="Times New Roman"/>
+                  <w:szCs w:val="28"/>
+                </w:rPr>
+                <m:t>4</m:t>
+              </m:r>
+            </m:sup>
+          </m:sSup>
+          <m:r>
+            <w:rPr>
+              <w:rFonts w:ascii="Cambria Math" w:hAnsi="Cambria Math" w:cs="Times New Roman"/>
+              <w:szCs w:val="28"/>
+            </w:rPr>
+            <m:t>+</m:t>
+          </m:r>
+          <m:f>
+            <m:fPr>
+              <m:ctrlPr>
+                <w:rPr>
+                  <w:rFonts w:ascii="Cambria Math" w:hAnsi="Cambria Math" w:cs="Times New Roman"/>
+                  <w:i/>
+                  <w:iCs/>
+                  <w:szCs w:val="28"/>
+                </w:rPr>
+              </m:ctrlPr>
+            </m:fPr>
+            <m:num>
+              <m:r>
+                <w:rPr>
+                  <w:rFonts w:ascii="Cambria Math" w:hAnsi="Cambria Math" w:cs="Times New Roman"/>
+                  <w:szCs w:val="28"/>
+                </w:rPr>
+                <m:t>1</m:t>
+              </m:r>
+            </m:num>
+            <m:den>
+              <m:r>
+                <w:rPr>
+                  <w:rFonts w:ascii="Cambria Math" w:hAnsi="Cambria Math" w:cs="Times New Roman"/>
+                  <w:szCs w:val="28"/>
+                </w:rPr>
+                <m:t>3</m:t>
+              </m:r>
+            </m:den>
+          </m:f>
+          <m:sSup>
+            <m:sSupPr>
+              <m:ctrlPr>
+                <w:rPr>
+                  <w:rFonts w:ascii="Cambria Math" w:hAnsi="Cambria Math" w:cs="Times New Roman"/>
+                  <w:i/>
+                  <w:iCs/>
+                  <w:szCs w:val="28"/>
+                </w:rPr>
+              </m:ctrlPr>
+            </m:sSupPr>
+            <m:e>
+              <m:r>
+                <w:rPr>
+                  <w:rFonts w:ascii="Cambria Math" w:hAnsi="Cambria Math" w:cs="Times New Roman"/>
+                  <w:szCs w:val="28"/>
+                </w:rPr>
+                <m:t>r</m:t>
+              </m:r>
+            </m:e>
+            <m:sup>
+              <m:r>
+                <w:rPr>
+                  <w:rFonts w:ascii="Cambria Math" w:hAnsi="Cambria Math" w:cs="Times New Roman"/>
+                  <w:szCs w:val="28"/>
+                </w:rPr>
+                <m:t>5</m:t>
+              </m:r>
+            </m:sup>
+          </m:sSup>
+          <m:r>
+            <w:rPr>
+              <w:rFonts w:ascii="Cambria Math" w:hAnsi="Cambria Math" w:cs="Times New Roman"/>
+              <w:szCs w:val="28"/>
+            </w:rPr>
+            <m:t>.</m:t>
+          </m:r>
+        </m:oMath>
+      </m:oMathPara>
     </w:p>
     <w:p>
       <w:pPr>
@@ -8788,7 +9342,14 @@
           <w:rFonts w:cs="Times New Roman"/>
           <w:szCs w:val="28"/>
         </w:rPr>
-        <w:t>Проверка показала, что граф является деревом, поэтому рекурсивный метод применим. Полученные результаты подтверждают, что вершины, находящиеся ближе к центру графа и соединяющие несколько ветвей, имеют больший вклад в кооперативной игре на графе.</w:t>
+        <w:t>Г</w:t>
+      </w:r>
+      <w:r>
+        <w:rPr>
+          <w:rFonts w:cs="Times New Roman"/>
+          <w:szCs w:val="28"/>
+        </w:rPr>
+        <w:t>раф является деревом, поэтому рекурсивный метод применим. Полученные результаты подтверждают, что вершины, находящиеся ближе к центру графа и соединяющие несколько ветвей, имеют больший вклад в кооперативной игре на графе.</w:t>
       </w:r>
     </w:p>
     <w:p>
